--- a/plantillas_maestras/03_seguro_desgravamen/negativa_cobertura/1_ddo_banco_o_financiera/varon/TPL_2724_2025_SEGURO_DESGRAVAMEN_NEGATIVA_COBERTURA_BANCO_VARON_R4.docx
+++ b/plantillas_maestras/03_seguro_desgravamen/negativa_cobertura/1_ddo_banco_o_financiera/varon/TPL_2724_2025_SEGURO_DESGRAVAMEN_NEGATIVA_COBERTURA_BANCO_VARON_R4.docx
@@ -28,7 +28,7 @@
           <w:lang w:val="pt-PT" w:eastAsia="es-ES"/>
           <w14:ligatures w14:val="none"/>
         </w:rPr>
-        <w:t>EXPEDIENTE N°</w:t>
+        <w:t>EXPEDIENTE </w:t>
       </w:r>
       <w:r>
         <w:rPr>
@@ -104,7 +104,7 @@
           <w14:ligatures w14:val="none"/>
         </w:rPr>
         <w:tab/>
-        <w:t xml:space="preserve">:         </w:t>
+        <w:t xml:space="preserve">: </w:t>
       </w:r>
       <w:r>
         <w:rPr>
@@ -232,7 +232,7 @@
           <w:lang w:val="es-ES" w:eastAsia="es-ES"/>
           <w14:ligatures w14:val="none"/>
         </w:rPr>
-        <w:t>N°</w:t>
+        <w:t/>
       </w:r>
       <w:proofErr w:type="spellEnd"/>
       <w:r>
@@ -677,7 +677,7 @@
           <w:lang w:val="es-ES" w:eastAsia="es-ES"/>
           <w14:ligatures w14:val="none"/>
         </w:rPr>
-        <w:t xml:space="preserve"> inciso d) del Artículo 24º de la Ley de Facultades, Normas y Organización del Indecopi, aprobada por Decreto Legislativo </w:t>
+        <w:t xml:space="preserve"> inciso d) del Artículo 24 de la Ley de Facultades, Normas y Organización del Indecopi, aprobada por Decreto Legislativo </w:t>
       </w:r>
       <w:proofErr w:type="spellStart"/>
       <w:r>
@@ -690,7 +690,7 @@
           <w:lang w:val="es-ES" w:eastAsia="es-ES"/>
           <w14:ligatures w14:val="none"/>
         </w:rPr>
-        <w:t>Nº</w:t>
+        <w:t/>
       </w:r>
       <w:proofErr w:type="spellEnd"/>
       <w:r>
@@ -861,7 +861,7 @@
           <w:lang w:val="es-ES" w:eastAsia="es-ES"/>
           <w14:ligatures w14:val="none"/>
         </w:rPr>
-        <w:t>N°</w:t>
+        <w:t/>
       </w:r>
       <w:proofErr w:type="spellEnd"/>
       <w:r>
@@ -959,7 +959,7 @@
           <w:lang w:val="es-ES" w:eastAsia="es-ES"/>
           <w14:ligatures w14:val="none"/>
         </w:rPr>
-        <w:t>N°</w:t>
+        <w:t/>
       </w:r>
       <w:proofErr w:type="spellEnd"/>
       <w:r>
@@ -1420,7 +1420,7 @@
           <w:lang w:val="es-ES" w:eastAsia="es-ES"/>
           <w14:ligatures w14:val="none"/>
         </w:rPr>
-        <w:t>N°</w:t>
+        <w:t/>
       </w:r>
       <w:proofErr w:type="spellEnd"/>
       <w:r>
@@ -1688,7 +1688,7 @@
           <w:lang w:val="es-ES" w:eastAsia="es-ES"/>
           <w14:ligatures w14:val="none"/>
         </w:rPr>
-        <w:t>N°</w:t>
+        <w:t/>
       </w:r>
       <w:proofErr w:type="spellEnd"/>
       <w:r>
@@ -1860,7 +1860,7 @@
           <w:sz w:val="16"/>
           <w:szCs w:val="16"/>
         </w:rPr>
-        <w:t>Nº</w:t>
+        <w:t/>
       </w:r>
       <w:proofErr w:type="spellEnd"/>
       <w:r>
@@ -1890,7 +1890,7 @@
           <w:bCs/>
         </w:rPr>
         <w:tab/>
-        <w:t>Artículo 24º</w:t>
+        <w:t>Artículo 24</w:t>
       </w:r>
       <w:r>
         <w:t xml:space="preserve">.- El </w:t>
@@ -2150,7 +2150,7 @@
               <w:sz w:val="16"/>
               <w:szCs w:val="16"/>
             </w:rPr>
-            <w:t xml:space="preserve">CNICA DE LA    </w:t>
+            <w:t xml:space="preserve">CNICA DE LA </w:t>
           </w:r>
         </w:p>
         <w:p>

--- a/plantillas_maestras/03_seguro_desgravamen/negativa_cobertura/1_ddo_banco_o_financiera/varon/TPL_2724_2025_SEGURO_DESGRAVAMEN_NEGATIVA_COBERTURA_BANCO_VARON_R4.docx
+++ b/plantillas_maestras/03_seguro_desgravamen/negativa_cobertura/1_ddo_banco_o_financiera/varon/TPL_2724_2025_SEGURO_DESGRAVAMEN_NEGATIVA_COBERTURA_BANCO_VARON_R4.docx
@@ -92,7 +92,7 @@
           <w:lang w:val="pt-PT" w:eastAsia="es-ES"/>
           <w14:ligatures w14:val="none"/>
         </w:rPr>
-        <w:t>DENUNCIANTE</w:t>
+        <w:t xml:space="preserve">DENUNCIANTE: [DENUNCIANTE]</w:t>
       </w:r>
       <w:r>
         <w:rPr>
@@ -104,7 +104,7 @@
           <w14:ligatures w14:val="none"/>
         </w:rPr>
         <w:tab/>
-        <w:t xml:space="preserve">: </w:t>
+        <w:t xml:space="preserve"/>
       </w:r>
       <w:r>
         <w:rPr>
@@ -126,7 +126,7 @@
           <w:lang w:val="pt-PT" w:eastAsia="es-ES"/>
           <w14:ligatures w14:val="none"/>
         </w:rPr>
-        <w:t>SANDRA ZOLLA NORIEGA</w:t>
+        <w:t/>
       </w:r>
     </w:p>
     <w:p>
@@ -409,55 +409,55 @@
           <w:lang w:val="es-ES" w:eastAsia="es-ES"/>
           <w14:ligatures w14:val="none"/>
         </w:rPr>
-        <w:t>VISTO:</w:t>
-      </w:r>
-      <w:r>
-        <w:rPr>
-          <w:rFonts w:ascii="Arial Narrow" w:eastAsia="Times New Roman" w:hAnsi="Arial Narrow" w:cs="Arial"/>
-          <w:spacing w:val="-3"/>
-          <w:kern w:val="0"/>
-          <w:sz w:val="24"/>
-          <w:szCs w:val="24"/>
-          <w:lang w:val="es-ES" w:eastAsia="es-ES"/>
-          <w14:ligatures w14:val="none"/>
-        </w:rPr>
-        <w:t xml:space="preserve"> el escrito presentado por </w:t>
-      </w:r>
-      <w:r>
-        <w:rPr>
-          <w:rFonts w:ascii="Arial Narrow" w:eastAsia="Times New Roman" w:hAnsi="Arial Narrow" w:cs="Arial"/>
-          <w:spacing w:val="-3"/>
-          <w:kern w:val="0"/>
-          <w:sz w:val="24"/>
-          <w:szCs w:val="24"/>
-          <w:lang w:val="es-ES" w:eastAsia="es-ES"/>
-          <w14:ligatures w14:val="none"/>
-        </w:rPr>
-        <w:t xml:space="preserve">la señora </w:t>
-      </w:r>
-      <w:r>
-        <w:rPr>
-          <w:rFonts w:ascii="Arial Narrow" w:eastAsia="Times New Roman" w:hAnsi="Arial Narrow" w:cs="Arial"/>
-          <w:spacing w:val="-3"/>
-          <w:kern w:val="0"/>
-          <w:sz w:val="24"/>
-          <w:szCs w:val="24"/>
-          <w:lang w:val="es-ES" w:eastAsia="es-ES"/>
-          <w14:ligatures w14:val="none"/>
-        </w:rPr>
-        <w:t>Sandra</w:t>
-      </w:r>
-      <w:r>
-        <w:rPr>
-          <w:rFonts w:ascii="Arial Narrow" w:eastAsia="Times New Roman" w:hAnsi="Arial Narrow" w:cs="Arial"/>
-          <w:spacing w:val="-3"/>
-          <w:kern w:val="0"/>
-          <w:sz w:val="24"/>
-          <w:szCs w:val="24"/>
-          <w:lang w:val="es-ES" w:eastAsia="es-ES"/>
-          <w14:ligatures w14:val="none"/>
-        </w:rPr>
-        <w:t xml:space="preserve"> </w:t>
+        <w:t xml:space="preserve">VISTO: el escrito presentado por la señora [DENUNCIANTE] el 28 de noviembre de 2025.</w:t>
+      </w:r>
+      <w:r>
+        <w:rPr>
+          <w:rFonts w:ascii="Arial Narrow" w:eastAsia="Times New Roman" w:hAnsi="Arial Narrow" w:cs="Arial"/>
+          <w:spacing w:val="-3"/>
+          <w:kern w:val="0"/>
+          <w:sz w:val="24"/>
+          <w:szCs w:val="24"/>
+          <w:lang w:val="es-ES" w:eastAsia="es-ES"/>
+          <w14:ligatures w14:val="none"/>
+        </w:rPr>
+        <w:t xml:space="preserve"/>
+      </w:r>
+      <w:r>
+        <w:rPr>
+          <w:rFonts w:ascii="Arial Narrow" w:eastAsia="Times New Roman" w:hAnsi="Arial Narrow" w:cs="Arial"/>
+          <w:spacing w:val="-3"/>
+          <w:kern w:val="0"/>
+          <w:sz w:val="24"/>
+          <w:szCs w:val="24"/>
+          <w:lang w:val="es-ES" w:eastAsia="es-ES"/>
+          <w14:ligatures w14:val="none"/>
+        </w:rPr>
+        <w:t xml:space="preserve"/>
+      </w:r>
+      <w:r>
+        <w:rPr>
+          <w:rFonts w:ascii="Arial Narrow" w:eastAsia="Times New Roman" w:hAnsi="Arial Narrow" w:cs="Arial"/>
+          <w:spacing w:val="-3"/>
+          <w:kern w:val="0"/>
+          <w:sz w:val="24"/>
+          <w:szCs w:val="24"/>
+          <w:lang w:val="es-ES" w:eastAsia="es-ES"/>
+          <w14:ligatures w14:val="none"/>
+        </w:rPr>
+        <w:t/>
+      </w:r>
+      <w:r>
+        <w:rPr>
+          <w:rFonts w:ascii="Arial Narrow" w:eastAsia="Times New Roman" w:hAnsi="Arial Narrow" w:cs="Arial"/>
+          <w:spacing w:val="-3"/>
+          <w:kern w:val="0"/>
+          <w:sz w:val="24"/>
+          <w:szCs w:val="24"/>
+          <w:lang w:val="es-ES" w:eastAsia="es-ES"/>
+          <w14:ligatures w14:val="none"/>
+        </w:rPr>
+        <w:t xml:space="preserve"/>
       </w:r>
       <w:proofErr w:type="spellStart"/>
       <w:r>
@@ -470,7 +470,7 @@
           <w:lang w:val="es-ES" w:eastAsia="es-ES"/>
           <w14:ligatures w14:val="none"/>
         </w:rPr>
-        <w:t>Zolla</w:t>
+        <w:t/>
       </w:r>
       <w:proofErr w:type="spellEnd"/>
       <w:r>
@@ -483,43 +483,43 @@
           <w:lang w:val="es-ES" w:eastAsia="es-ES"/>
           <w14:ligatures w14:val="none"/>
         </w:rPr>
-        <w:t xml:space="preserve"> Noriega </w:t>
-      </w:r>
-      <w:r>
-        <w:rPr>
-          <w:rFonts w:ascii="Arial Narrow" w:eastAsia="Times New Roman" w:hAnsi="Arial Narrow" w:cs="Arial"/>
-          <w:spacing w:val="-3"/>
-          <w:kern w:val="0"/>
-          <w:sz w:val="24"/>
-          <w:szCs w:val="24"/>
-          <w:lang w:val="es-ES" w:eastAsia="es-ES"/>
-          <w14:ligatures w14:val="none"/>
-        </w:rPr>
-        <w:t xml:space="preserve">el </w:t>
-      </w:r>
-      <w:r>
-        <w:rPr>
-          <w:rFonts w:ascii="Arial Narrow" w:eastAsia="Times New Roman" w:hAnsi="Arial Narrow" w:cs="Arial"/>
-          <w:spacing w:val="-3"/>
-          <w:kern w:val="0"/>
-          <w:sz w:val="24"/>
-          <w:szCs w:val="24"/>
-          <w:lang w:val="es-ES" w:eastAsia="es-ES"/>
-          <w14:ligatures w14:val="none"/>
-        </w:rPr>
-        <w:t>28 de noviembre de 2025</w:t>
-      </w:r>
-      <w:r>
-        <w:rPr>
-          <w:rFonts w:ascii="Arial Narrow" w:eastAsia="Times New Roman" w:hAnsi="Arial Narrow" w:cs="Arial"/>
-          <w:spacing w:val="-3"/>
-          <w:kern w:val="0"/>
-          <w:sz w:val="24"/>
-          <w:szCs w:val="24"/>
-          <w:lang w:val="es-ES" w:eastAsia="es-ES"/>
-          <w14:ligatures w14:val="none"/>
-        </w:rPr>
-        <w:t>.</w:t>
+        <w:t xml:space="preserve"/>
+      </w:r>
+      <w:r>
+        <w:rPr>
+          <w:rFonts w:ascii="Arial Narrow" w:eastAsia="Times New Roman" w:hAnsi="Arial Narrow" w:cs="Arial"/>
+          <w:spacing w:val="-3"/>
+          <w:kern w:val="0"/>
+          <w:sz w:val="24"/>
+          <w:szCs w:val="24"/>
+          <w:lang w:val="es-ES" w:eastAsia="es-ES"/>
+          <w14:ligatures w14:val="none"/>
+        </w:rPr>
+        <w:t xml:space="preserve"/>
+      </w:r>
+      <w:r>
+        <w:rPr>
+          <w:rFonts w:ascii="Arial Narrow" w:eastAsia="Times New Roman" w:hAnsi="Arial Narrow" w:cs="Arial"/>
+          <w:spacing w:val="-3"/>
+          <w:kern w:val="0"/>
+          <w:sz w:val="24"/>
+          <w:szCs w:val="24"/>
+          <w:lang w:val="es-ES" w:eastAsia="es-ES"/>
+          <w14:ligatures w14:val="none"/>
+        </w:rPr>
+        <w:t/>
+      </w:r>
+      <w:r>
+        <w:rPr>
+          <w:rFonts w:ascii="Arial Narrow" w:eastAsia="Times New Roman" w:hAnsi="Arial Narrow" w:cs="Arial"/>
+          <w:spacing w:val="-3"/>
+          <w:kern w:val="0"/>
+          <w:sz w:val="24"/>
+          <w:szCs w:val="24"/>
+          <w:lang w:val="es-ES" w:eastAsia="es-ES"/>
+          <w14:ligatures w14:val="none"/>
+        </w:rPr>
+        <w:t/>
       </w:r>
     </w:p>
     <w:p>
@@ -809,7 +809,7 @@
           <w:lang w:val="es-ES" w:eastAsia="es-ES"/>
           <w14:ligatures w14:val="none"/>
         </w:rPr>
-        <w:t>(</w:t>
+        <w:t xml:space="preserve">(ii)que, mediante Resolución  3 del 26 de noviembre de 2025, la Secretaría Técnica de la Comisión de Protección al Consumidor  1 declaró inadmisible la denuncia interpuesta por la señora [DENUNCIANTE] contra Banco Internacional del Perú-Interbank S.A.C..</w:t>
       </w:r>
       <w:proofErr w:type="spellStart"/>
       <w:r>
@@ -822,7 +822,7 @@
           <w:lang w:val="es-ES" w:eastAsia="es-ES"/>
           <w14:ligatures w14:val="none"/>
         </w:rPr>
-        <w:t>ii</w:t>
+        <w:t/>
       </w:r>
       <w:proofErr w:type="spellEnd"/>
       <w:r>
@@ -835,7 +835,7 @@
           <w:lang w:val="es-ES" w:eastAsia="es-ES"/>
           <w14:ligatures w14:val="none"/>
         </w:rPr>
-        <w:t>)</w:t>
+        <w:t/>
       </w:r>
       <w:r>
         <w:rPr>
@@ -848,7 +848,7 @@
           <w14:ligatures w14:val="none"/>
         </w:rPr>
         <w:tab/>
-        <w:t xml:space="preserve">que, mediante Resolución </w:t>
+        <w:t xml:space="preserve"/>
       </w:r>
       <w:proofErr w:type="spellStart"/>
       <w:r>
@@ -874,79 +874,79 @@
           <w:lang w:val="es-ES" w:eastAsia="es-ES"/>
           <w14:ligatures w14:val="none"/>
         </w:rPr>
-        <w:t xml:space="preserve"> </w:t>
-      </w:r>
-      <w:r>
-        <w:rPr>
-          <w:rFonts w:ascii="Arial Narrow" w:eastAsia="Times New Roman" w:hAnsi="Arial Narrow" w:cs="Arial"/>
-          <w:spacing w:val="-3"/>
-          <w:kern w:val="0"/>
-          <w:sz w:val="24"/>
-          <w:szCs w:val="24"/>
-          <w:lang w:val="es-ES" w:eastAsia="es-ES"/>
-          <w14:ligatures w14:val="none"/>
-        </w:rPr>
-        <w:t>3</w:t>
-      </w:r>
-      <w:r>
-        <w:rPr>
-          <w:rFonts w:ascii="Arial Narrow" w:eastAsia="Times New Roman" w:hAnsi="Arial Narrow" w:cs="Arial"/>
-          <w:spacing w:val="-3"/>
-          <w:kern w:val="0"/>
-          <w:sz w:val="24"/>
-          <w:szCs w:val="24"/>
-          <w:lang w:val="es-ES" w:eastAsia="es-ES"/>
-          <w14:ligatures w14:val="none"/>
-        </w:rPr>
-        <w:t xml:space="preserve"> del </w:t>
-      </w:r>
-      <w:r>
-        <w:rPr>
-          <w:rFonts w:ascii="Arial Narrow" w:eastAsia="Times New Roman" w:hAnsi="Arial Narrow" w:cs="Arial"/>
-          <w:spacing w:val="-3"/>
-          <w:kern w:val="0"/>
-          <w:sz w:val="24"/>
-          <w:szCs w:val="24"/>
-          <w:lang w:val="es-ES" w:eastAsia="es-ES"/>
-          <w14:ligatures w14:val="none"/>
-        </w:rPr>
-        <w:t>26 de noviembre de 2025</w:t>
-      </w:r>
-      <w:r>
-        <w:rPr>
-          <w:rFonts w:ascii="Arial Narrow" w:eastAsia="Times New Roman" w:hAnsi="Arial Narrow" w:cs="Arial"/>
-          <w:spacing w:val="-3"/>
-          <w:kern w:val="0"/>
-          <w:sz w:val="24"/>
-          <w:szCs w:val="24"/>
-          <w:lang w:val="es-ES" w:eastAsia="es-ES"/>
-          <w14:ligatures w14:val="none"/>
-        </w:rPr>
-        <w:t xml:space="preserve">, la </w:t>
-      </w:r>
-      <w:r>
-        <w:rPr>
-          <w:rFonts w:ascii="Arial Narrow" w:eastAsia="Times New Roman" w:hAnsi="Arial Narrow" w:cs="Arial"/>
-          <w:spacing w:val="-3"/>
-          <w:kern w:val="0"/>
-          <w:sz w:val="24"/>
-          <w:szCs w:val="24"/>
-          <w:lang w:val="es-ES" w:eastAsia="es-ES"/>
-          <w14:ligatures w14:val="none"/>
-        </w:rPr>
-        <w:t xml:space="preserve">Secretaría Técnica de la </w:t>
-      </w:r>
-      <w:r>
-        <w:rPr>
-          <w:rFonts w:ascii="Arial Narrow" w:eastAsia="Times New Roman" w:hAnsi="Arial Narrow" w:cs="Arial"/>
-          <w:spacing w:val="-3"/>
-          <w:kern w:val="0"/>
-          <w:sz w:val="24"/>
-          <w:szCs w:val="24"/>
-          <w:lang w:val="es-ES" w:eastAsia="es-ES"/>
-          <w14:ligatures w14:val="none"/>
-        </w:rPr>
-        <w:t xml:space="preserve">Comisión de Protección al Consumidor </w:t>
+        <w:t xml:space="preserve"/>
+      </w:r>
+      <w:r>
+        <w:rPr>
+          <w:rFonts w:ascii="Arial Narrow" w:eastAsia="Times New Roman" w:hAnsi="Arial Narrow" w:cs="Arial"/>
+          <w:spacing w:val="-3"/>
+          <w:kern w:val="0"/>
+          <w:sz w:val="24"/>
+          <w:szCs w:val="24"/>
+          <w:lang w:val="es-ES" w:eastAsia="es-ES"/>
+          <w14:ligatures w14:val="none"/>
+        </w:rPr>
+        <w:t/>
+      </w:r>
+      <w:r>
+        <w:rPr>
+          <w:rFonts w:ascii="Arial Narrow" w:eastAsia="Times New Roman" w:hAnsi="Arial Narrow" w:cs="Arial"/>
+          <w:spacing w:val="-3"/>
+          <w:kern w:val="0"/>
+          <w:sz w:val="24"/>
+          <w:szCs w:val="24"/>
+          <w:lang w:val="es-ES" w:eastAsia="es-ES"/>
+          <w14:ligatures w14:val="none"/>
+        </w:rPr>
+        <w:t xml:space="preserve"/>
+      </w:r>
+      <w:r>
+        <w:rPr>
+          <w:rFonts w:ascii="Arial Narrow" w:eastAsia="Times New Roman" w:hAnsi="Arial Narrow" w:cs="Arial"/>
+          <w:spacing w:val="-3"/>
+          <w:kern w:val="0"/>
+          <w:sz w:val="24"/>
+          <w:szCs w:val="24"/>
+          <w:lang w:val="es-ES" w:eastAsia="es-ES"/>
+          <w14:ligatures w14:val="none"/>
+        </w:rPr>
+        <w:t/>
+      </w:r>
+      <w:r>
+        <w:rPr>
+          <w:rFonts w:ascii="Arial Narrow" w:eastAsia="Times New Roman" w:hAnsi="Arial Narrow" w:cs="Arial"/>
+          <w:spacing w:val="-3"/>
+          <w:kern w:val="0"/>
+          <w:sz w:val="24"/>
+          <w:szCs w:val="24"/>
+          <w:lang w:val="es-ES" w:eastAsia="es-ES"/>
+          <w14:ligatures w14:val="none"/>
+        </w:rPr>
+        <w:t xml:space="preserve"/>
+      </w:r>
+      <w:r>
+        <w:rPr>
+          <w:rFonts w:ascii="Arial Narrow" w:eastAsia="Times New Roman" w:hAnsi="Arial Narrow" w:cs="Arial"/>
+          <w:spacing w:val="-3"/>
+          <w:kern w:val="0"/>
+          <w:sz w:val="24"/>
+          <w:szCs w:val="24"/>
+          <w:lang w:val="es-ES" w:eastAsia="es-ES"/>
+          <w14:ligatures w14:val="none"/>
+        </w:rPr>
+        <w:t xml:space="preserve"/>
+      </w:r>
+      <w:r>
+        <w:rPr>
+          <w:rFonts w:ascii="Arial Narrow" w:eastAsia="Times New Roman" w:hAnsi="Arial Narrow" w:cs="Arial"/>
+          <w:spacing w:val="-3"/>
+          <w:kern w:val="0"/>
+          <w:sz w:val="24"/>
+          <w:szCs w:val="24"/>
+          <w:lang w:val="es-ES" w:eastAsia="es-ES"/>
+          <w14:ligatures w14:val="none"/>
+        </w:rPr>
+        <w:t xml:space="preserve"/>
       </w:r>
       <w:proofErr w:type="spellStart"/>
       <w:r>
@@ -972,43 +972,43 @@
           <w:lang w:val="es-ES" w:eastAsia="es-ES"/>
           <w14:ligatures w14:val="none"/>
         </w:rPr>
-        <w:t xml:space="preserve"> 1 </w:t>
-      </w:r>
-      <w:r>
-        <w:rPr>
-          <w:rFonts w:ascii="Arial Narrow" w:eastAsia="Times New Roman" w:hAnsi="Arial Narrow" w:cs="Arial"/>
-          <w:spacing w:val="-3"/>
-          <w:kern w:val="0"/>
-          <w:sz w:val="24"/>
-          <w:szCs w:val="24"/>
-          <w:lang w:val="es-ES" w:eastAsia="es-ES"/>
-          <w14:ligatures w14:val="none"/>
-        </w:rPr>
-        <w:t xml:space="preserve">declaró inadmisible la denuncia interpuesta por </w:t>
-      </w:r>
-      <w:r>
-        <w:rPr>
-          <w:rFonts w:ascii="Arial Narrow" w:eastAsia="Times New Roman" w:hAnsi="Arial Narrow" w:cs="Arial"/>
-          <w:spacing w:val="-3"/>
-          <w:kern w:val="0"/>
-          <w:sz w:val="24"/>
-          <w:szCs w:val="24"/>
-          <w:lang w:val="es-ES" w:eastAsia="es-ES"/>
-          <w14:ligatures w14:val="none"/>
-        </w:rPr>
-        <w:t>la señora Sandra</w:t>
-      </w:r>
-      <w:r>
-        <w:rPr>
-          <w:rFonts w:ascii="Arial Narrow" w:eastAsia="Times New Roman" w:hAnsi="Arial Narrow" w:cs="Arial"/>
-          <w:spacing w:val="-3"/>
-          <w:kern w:val="0"/>
-          <w:sz w:val="24"/>
-          <w:szCs w:val="24"/>
-          <w:lang w:val="es-ES" w:eastAsia="es-ES"/>
-          <w14:ligatures w14:val="none"/>
-        </w:rPr>
-        <w:t xml:space="preserve"> </w:t>
+        <w:t xml:space="preserve"/>
+      </w:r>
+      <w:r>
+        <w:rPr>
+          <w:rFonts w:ascii="Arial Narrow" w:eastAsia="Times New Roman" w:hAnsi="Arial Narrow" w:cs="Arial"/>
+          <w:spacing w:val="-3"/>
+          <w:kern w:val="0"/>
+          <w:sz w:val="24"/>
+          <w:szCs w:val="24"/>
+          <w:lang w:val="es-ES" w:eastAsia="es-ES"/>
+          <w14:ligatures w14:val="none"/>
+        </w:rPr>
+        <w:t xml:space="preserve"/>
+      </w:r>
+      <w:r>
+        <w:rPr>
+          <w:rFonts w:ascii="Arial Narrow" w:eastAsia="Times New Roman" w:hAnsi="Arial Narrow" w:cs="Arial"/>
+          <w:spacing w:val="-3"/>
+          <w:kern w:val="0"/>
+          <w:sz w:val="24"/>
+          <w:szCs w:val="24"/>
+          <w:lang w:val="es-ES" w:eastAsia="es-ES"/>
+          <w14:ligatures w14:val="none"/>
+        </w:rPr>
+        <w:t/>
+      </w:r>
+      <w:r>
+        <w:rPr>
+          <w:rFonts w:ascii="Arial Narrow" w:eastAsia="Times New Roman" w:hAnsi="Arial Narrow" w:cs="Arial"/>
+          <w:spacing w:val="-3"/>
+          <w:kern w:val="0"/>
+          <w:sz w:val="24"/>
+          <w:szCs w:val="24"/>
+          <w:lang w:val="es-ES" w:eastAsia="es-ES"/>
+          <w14:ligatures w14:val="none"/>
+        </w:rPr>
+        <w:t xml:space="preserve"/>
       </w:r>
       <w:proofErr w:type="spellStart"/>
       <w:r>
@@ -1021,7 +1021,7 @@
           <w:lang w:val="es-ES" w:eastAsia="es-ES"/>
           <w14:ligatures w14:val="none"/>
         </w:rPr>
-        <w:t>Zolla</w:t>
+        <w:t/>
       </w:r>
       <w:proofErr w:type="spellEnd"/>
       <w:r>
@@ -1034,7 +1034,7 @@
           <w:lang w:val="es-ES" w:eastAsia="es-ES"/>
           <w14:ligatures w14:val="none"/>
         </w:rPr>
-        <w:t xml:space="preserve"> Noriega </w:t>
+        <w:t xml:space="preserve"/>
       </w:r>
       <w:r>
         <w:rPr>
@@ -1046,7 +1046,7 @@
           <w:lang w:eastAsia="es-ES"/>
           <w14:ligatures w14:val="none"/>
         </w:rPr>
-        <w:t xml:space="preserve">contra </w:t>
+        <w:t xml:space="preserve"/>
       </w:r>
       <w:r>
         <w:rPr>
@@ -1058,7 +1058,7 @@
           <w:lang w:eastAsia="es-ES"/>
           <w14:ligatures w14:val="none"/>
         </w:rPr>
-        <w:t xml:space="preserve">Banco Internacional del Perú-Interbank </w:t>
+        <w:t xml:space="preserve"/>
       </w:r>
       <w:proofErr w:type="gramStart"/>
       <w:r>
@@ -1071,7 +1071,7 @@
           <w:lang w:eastAsia="es-ES"/>
           <w14:ligatures w14:val="none"/>
         </w:rPr>
-        <w:t>S.A.C</w:t>
+        <w:t/>
       </w:r>
       <w:r>
         <w:rPr>
@@ -1083,7 +1083,7 @@
           <w:lang w:eastAsia="es-ES"/>
           <w14:ligatures w14:val="none"/>
         </w:rPr>
-        <w:t>..</w:t>
+        <w:t/>
       </w:r>
       <w:proofErr w:type="gramEnd"/>
     </w:p>
@@ -1287,7 +1287,7 @@
           <w:lang w:val="es-ES" w:eastAsia="es-ES"/>
           <w14:ligatures w14:val="none"/>
         </w:rPr>
-        <w:t>(</w:t>
+        <w:t xml:space="preserve">(ii)informar a la señora [DENUNCIANTE] que debe estarse a lo resuelto mediante la Resolución  3 del 26 de noviembre de 2025.</w:t>
       </w:r>
       <w:proofErr w:type="spellStart"/>
       <w:r>
@@ -1299,7 +1299,7 @@
           <w:lang w:val="es-ES" w:eastAsia="es-ES"/>
           <w14:ligatures w14:val="none"/>
         </w:rPr>
-        <w:t>ii</w:t>
+        <w:t/>
       </w:r>
       <w:proofErr w:type="spellEnd"/>
       <w:r>
@@ -1311,7 +1311,7 @@
           <w:lang w:val="es-ES" w:eastAsia="es-ES"/>
           <w14:ligatures w14:val="none"/>
         </w:rPr>
-        <w:t>)</w:t>
+        <w:t/>
       </w:r>
       <w:r>
         <w:rPr>
@@ -1334,43 +1334,43 @@
           <w:lang w:val="es-ES" w:eastAsia="es-ES"/>
           <w14:ligatures w14:val="none"/>
         </w:rPr>
-        <w:t xml:space="preserve">informar </w:t>
-      </w:r>
-      <w:r>
-        <w:rPr>
-          <w:rFonts w:ascii="Arial Narrow" w:eastAsia="Times New Roman" w:hAnsi="Arial Narrow" w:cs="Arial"/>
-          <w:spacing w:val="-3"/>
-          <w:kern w:val="0"/>
-          <w:sz w:val="24"/>
-          <w:szCs w:val="24"/>
-          <w:lang w:val="es-ES" w:eastAsia="es-ES"/>
-          <w14:ligatures w14:val="none"/>
-        </w:rPr>
-        <w:t xml:space="preserve">a </w:t>
-      </w:r>
-      <w:r>
-        <w:rPr>
-          <w:rFonts w:ascii="Arial Narrow" w:eastAsia="Times New Roman" w:hAnsi="Arial Narrow" w:cs="Arial"/>
-          <w:spacing w:val="-3"/>
-          <w:kern w:val="0"/>
-          <w:sz w:val="24"/>
-          <w:szCs w:val="24"/>
-          <w:lang w:val="es-ES" w:eastAsia="es-ES"/>
-          <w14:ligatures w14:val="none"/>
-        </w:rPr>
-        <w:t>la señora Sandra</w:t>
-      </w:r>
-      <w:r>
-        <w:rPr>
-          <w:rFonts w:ascii="Arial Narrow" w:eastAsia="Times New Roman" w:hAnsi="Arial Narrow" w:cs="Arial"/>
-          <w:spacing w:val="-3"/>
-          <w:kern w:val="0"/>
-          <w:sz w:val="24"/>
-          <w:szCs w:val="24"/>
-          <w:lang w:val="es-ES" w:eastAsia="es-ES"/>
-          <w14:ligatures w14:val="none"/>
-        </w:rPr>
-        <w:t xml:space="preserve"> </w:t>
+        <w:t xml:space="preserve"/>
+      </w:r>
+      <w:r>
+        <w:rPr>
+          <w:rFonts w:ascii="Arial Narrow" w:eastAsia="Times New Roman" w:hAnsi="Arial Narrow" w:cs="Arial"/>
+          <w:spacing w:val="-3"/>
+          <w:kern w:val="0"/>
+          <w:sz w:val="24"/>
+          <w:szCs w:val="24"/>
+          <w:lang w:val="es-ES" w:eastAsia="es-ES"/>
+          <w14:ligatures w14:val="none"/>
+        </w:rPr>
+        <w:t xml:space="preserve"/>
+      </w:r>
+      <w:r>
+        <w:rPr>
+          <w:rFonts w:ascii="Arial Narrow" w:eastAsia="Times New Roman" w:hAnsi="Arial Narrow" w:cs="Arial"/>
+          <w:spacing w:val="-3"/>
+          <w:kern w:val="0"/>
+          <w:sz w:val="24"/>
+          <w:szCs w:val="24"/>
+          <w:lang w:val="es-ES" w:eastAsia="es-ES"/>
+          <w14:ligatures w14:val="none"/>
+        </w:rPr>
+        <w:t/>
+      </w:r>
+      <w:r>
+        <w:rPr>
+          <w:rFonts w:ascii="Arial Narrow" w:eastAsia="Times New Roman" w:hAnsi="Arial Narrow" w:cs="Arial"/>
+          <w:spacing w:val="-3"/>
+          <w:kern w:val="0"/>
+          <w:sz w:val="24"/>
+          <w:szCs w:val="24"/>
+          <w:lang w:val="es-ES" w:eastAsia="es-ES"/>
+          <w14:ligatures w14:val="none"/>
+        </w:rPr>
+        <w:t xml:space="preserve"/>
       </w:r>
       <w:proofErr w:type="spellStart"/>
       <w:r>
@@ -1383,7 +1383,7 @@
           <w:lang w:val="es-ES" w:eastAsia="es-ES"/>
           <w14:ligatures w14:val="none"/>
         </w:rPr>
-        <w:t>Zolla</w:t>
+        <w:t/>
       </w:r>
       <w:proofErr w:type="spellEnd"/>
       <w:r>
@@ -1396,18 +1396,18 @@
           <w:lang w:val="es-ES" w:eastAsia="es-ES"/>
           <w14:ligatures w14:val="none"/>
         </w:rPr>
-        <w:t xml:space="preserve"> Noriega </w:t>
-      </w:r>
-      <w:r>
-        <w:rPr>
-          <w:rFonts w:ascii="Arial Narrow" w:eastAsia="Times New Roman" w:hAnsi="Arial Narrow" w:cs="Arial"/>
-          <w:kern w:val="0"/>
-          <w:sz w:val="24"/>
-          <w:szCs w:val="24"/>
-          <w:lang w:val="es-ES" w:eastAsia="es-ES"/>
-          <w14:ligatures w14:val="none"/>
-        </w:rPr>
-        <w:t xml:space="preserve">que debe estarse a lo resuelto mediante la Resolución </w:t>
+        <w:t xml:space="preserve"/>
+      </w:r>
+      <w:r>
+        <w:rPr>
+          <w:rFonts w:ascii="Arial Narrow" w:eastAsia="Times New Roman" w:hAnsi="Arial Narrow" w:cs="Arial"/>
+          <w:kern w:val="0"/>
+          <w:sz w:val="24"/>
+          <w:szCs w:val="24"/>
+          <w:lang w:val="es-ES" w:eastAsia="es-ES"/>
+          <w14:ligatures w14:val="none"/>
+        </w:rPr>
+        <w:t xml:space="preserve"/>
       </w:r>
       <w:proofErr w:type="spellStart"/>
       <w:r>
@@ -1433,67 +1433,67 @@
           <w:lang w:val="es-ES" w:eastAsia="es-ES"/>
           <w14:ligatures w14:val="none"/>
         </w:rPr>
-        <w:t xml:space="preserve"> </w:t>
-      </w:r>
-      <w:r>
-        <w:rPr>
-          <w:rFonts w:ascii="Arial Narrow" w:eastAsia="Times New Roman" w:hAnsi="Arial Narrow" w:cs="Arial"/>
-          <w:spacing w:val="-3"/>
-          <w:kern w:val="0"/>
-          <w:sz w:val="24"/>
-          <w:szCs w:val="24"/>
-          <w:lang w:val="es-ES" w:eastAsia="es-ES"/>
-          <w14:ligatures w14:val="none"/>
-        </w:rPr>
-        <w:t>3</w:t>
-      </w:r>
-      <w:r>
-        <w:rPr>
-          <w:rFonts w:ascii="Arial Narrow" w:eastAsia="Times New Roman" w:hAnsi="Arial Narrow" w:cs="Arial"/>
-          <w:spacing w:val="-3"/>
-          <w:kern w:val="0"/>
-          <w:sz w:val="24"/>
-          <w:szCs w:val="24"/>
-          <w:lang w:val="es-ES" w:eastAsia="es-ES"/>
-          <w14:ligatures w14:val="none"/>
-        </w:rPr>
-        <w:t xml:space="preserve"> del</w:t>
-      </w:r>
-      <w:r>
-        <w:rPr>
-          <w:rFonts w:ascii="Arial Narrow" w:eastAsia="Times New Roman" w:hAnsi="Arial Narrow" w:cs="Arial"/>
-          <w:spacing w:val="-3"/>
-          <w:kern w:val="0"/>
-          <w:sz w:val="24"/>
-          <w:szCs w:val="24"/>
-          <w:lang w:val="es-ES" w:eastAsia="es-ES"/>
-          <w14:ligatures w14:val="none"/>
-        </w:rPr>
-        <w:t xml:space="preserve"> </w:t>
-      </w:r>
-      <w:r>
-        <w:rPr>
-          <w:rFonts w:ascii="Arial Narrow" w:eastAsia="Times New Roman" w:hAnsi="Arial Narrow" w:cs="Arial"/>
-          <w:spacing w:val="-3"/>
-          <w:kern w:val="0"/>
-          <w:sz w:val="24"/>
-          <w:szCs w:val="24"/>
-          <w:lang w:val="es-ES" w:eastAsia="es-ES"/>
-          <w14:ligatures w14:val="none"/>
-        </w:rPr>
-        <w:t>26 de noviembre de 2025</w:t>
-      </w:r>
-      <w:r>
-        <w:rPr>
-          <w:rFonts w:ascii="Arial Narrow" w:eastAsia="Times New Roman" w:hAnsi="Arial Narrow" w:cs="Arial"/>
-          <w:spacing w:val="-3"/>
-          <w:kern w:val="0"/>
-          <w:sz w:val="24"/>
-          <w:szCs w:val="24"/>
-          <w:lang w:val="es-ES" w:eastAsia="es-ES"/>
-          <w14:ligatures w14:val="none"/>
-        </w:rPr>
-        <w:t>.</w:t>
+        <w:t xml:space="preserve"/>
+      </w:r>
+      <w:r>
+        <w:rPr>
+          <w:rFonts w:ascii="Arial Narrow" w:eastAsia="Times New Roman" w:hAnsi="Arial Narrow" w:cs="Arial"/>
+          <w:spacing w:val="-3"/>
+          <w:kern w:val="0"/>
+          <w:sz w:val="24"/>
+          <w:szCs w:val="24"/>
+          <w:lang w:val="es-ES" w:eastAsia="es-ES"/>
+          <w14:ligatures w14:val="none"/>
+        </w:rPr>
+        <w:t/>
+      </w:r>
+      <w:r>
+        <w:rPr>
+          <w:rFonts w:ascii="Arial Narrow" w:eastAsia="Times New Roman" w:hAnsi="Arial Narrow" w:cs="Arial"/>
+          <w:spacing w:val="-3"/>
+          <w:kern w:val="0"/>
+          <w:sz w:val="24"/>
+          <w:szCs w:val="24"/>
+          <w:lang w:val="es-ES" w:eastAsia="es-ES"/>
+          <w14:ligatures w14:val="none"/>
+        </w:rPr>
+        <w:t xml:space="preserve"/>
+      </w:r>
+      <w:r>
+        <w:rPr>
+          <w:rFonts w:ascii="Arial Narrow" w:eastAsia="Times New Roman" w:hAnsi="Arial Narrow" w:cs="Arial"/>
+          <w:spacing w:val="-3"/>
+          <w:kern w:val="0"/>
+          <w:sz w:val="24"/>
+          <w:szCs w:val="24"/>
+          <w:lang w:val="es-ES" w:eastAsia="es-ES"/>
+          <w14:ligatures w14:val="none"/>
+        </w:rPr>
+        <w:t xml:space="preserve"/>
+      </w:r>
+      <w:r>
+        <w:rPr>
+          <w:rFonts w:ascii="Arial Narrow" w:eastAsia="Times New Roman" w:hAnsi="Arial Narrow" w:cs="Arial"/>
+          <w:spacing w:val="-3"/>
+          <w:kern w:val="0"/>
+          <w:sz w:val="24"/>
+          <w:szCs w:val="24"/>
+          <w:lang w:val="es-ES" w:eastAsia="es-ES"/>
+          <w14:ligatures w14:val="none"/>
+        </w:rPr>
+        <w:t/>
+      </w:r>
+      <w:r>
+        <w:rPr>
+          <w:rFonts w:ascii="Arial Narrow" w:eastAsia="Times New Roman" w:hAnsi="Arial Narrow" w:cs="Arial"/>
+          <w:spacing w:val="-3"/>
+          <w:kern w:val="0"/>
+          <w:sz w:val="24"/>
+          <w:szCs w:val="24"/>
+          <w:lang w:val="es-ES" w:eastAsia="es-ES"/>
+          <w14:ligatures w14:val="none"/>
+        </w:rPr>
+        <w:t/>
       </w:r>
     </w:p>
     <w:p>

--- a/plantillas_maestras/03_seguro_desgravamen/negativa_cobertura/1_ddo_banco_o_financiera/varon/TPL_2724_2025_SEGURO_DESGRAVAMEN_NEGATIVA_COBERTURA_BANCO_VARON_R4.docx
+++ b/plantillas_maestras/03_seguro_desgravamen/negativa_cobertura/1_ddo_banco_o_financiera/varon/TPL_2724_2025_SEGURO_DESGRAVAMEN_NEGATIVA_COBERTURA_BANCO_VARON_R4.docx
@@ -809,7 +809,7 @@
           <w:lang w:val="es-ES" w:eastAsia="es-ES"/>
           <w14:ligatures w14:val="none"/>
         </w:rPr>
-        <w:t xml:space="preserve">(ii)que, mediante Resolución  3 del 26 de noviembre de 2025, la Secretaría Técnica de la Comisión de Protección al Consumidor  1 declaró inadmisible la denuncia interpuesta por la señora [DENUNCIANTE] contra Banco Internacional del Perú-Interbank S.A.C..</w:t>
+        <w:t xml:space="preserve">(ii)que, mediante Resolución 3 del 26 de noviembre de 2025, la Secretaría Técnica de la Comisión de Protección al Consumidor 1 declaró inadmisible la denuncia interpuesta por la señora [DENUNCIANTE] contra Banco Internacional del Perú-Interbank S.A.C..</w:t>
       </w:r>
       <w:proofErr w:type="spellStart"/>
       <w:r>
@@ -1287,7 +1287,7 @@
           <w:lang w:val="es-ES" w:eastAsia="es-ES"/>
           <w14:ligatures w14:val="none"/>
         </w:rPr>
-        <w:t xml:space="preserve">(ii)informar a la señora [DENUNCIANTE] que debe estarse a lo resuelto mediante la Resolución  3 del 26 de noviembre de 2025.</w:t>
+        <w:t xml:space="preserve">(ii)informar a la señora [DENUNCIANTE] que debe estarse a lo resuelto mediante la Resolución 3 del 26 de noviembre de 2025.</w:t>
       </w:r>
       <w:proofErr w:type="spellStart"/>
       <w:r>
